--- a/public/exports/workflows/subcontractor-onboarding/ref-subcontract-dev-2026.docx
+++ b/public/exports/workflows/subcontractor-onboarding/ref-subcontract-dev-2026.docx
@@ -14,7 +14,7 @@
     </w:p>
     <w:p>
       <w:pPr>
-        <w:spacing w:after="160"/>
+        <w:spacing w:after="180"/>
         <w:jc w:val="both"/>
       </w:pPr>
       <w:r>
@@ -31,7 +31,8 @@
     <w:p>
       <w:pPr>
         <w:pStyle w:val="Heading2"/>
-        <w:spacing w:after="160" w:before="280"/>
+        <w:keepNext/>
+        <w:spacing w:after="180" w:before="360"/>
       </w:pPr>
       <w:r>
         <w:t xml:space="preserve">Структура документа</w:t>
@@ -39,7 +40,7 @@
     </w:p>
     <w:p>
       <w:pPr>
-        <w:spacing w:after="160"/>
+        <w:spacing w:after="180"/>
         <w:jc w:val="both"/>
       </w:pPr>
       <w:r>
@@ -276,7 +277,8 @@
     <w:p>
       <w:pPr>
         <w:pStyle w:val="Heading2"/>
-        <w:spacing w:after="160" w:before="280"/>
+        <w:keepNext/>
+        <w:spacing w:after="180" w:before="360"/>
       </w:pPr>
       <w:r>
         <w:t xml:space="preserve">Coli це застосовувати</w:t>
@@ -284,7 +286,7 @@
     </w:p>
     <w:p>
       <w:pPr>
-        <w:spacing w:after="160"/>
+        <w:spacing w:after="180"/>
         <w:jc w:val="both"/>
       </w:pPr>
       <w:r>
@@ -341,7 +343,7 @@
     </w:p>
     <w:p>
       <w:pPr>
-        <w:spacing w:after="160"/>
+        <w:spacing w:after="180"/>
         <w:jc w:val="both"/>
       </w:pPr>
       <w:r>
@@ -361,7 +363,8 @@
     <w:p>
       <w:pPr>
         <w:pStyle w:val="Heading2"/>
-        <w:spacing w:after="160" w:before="280"/>
+        <w:keepNext/>
+        <w:spacing w:after="180" w:before="360"/>
       </w:pPr>
       <w:r>
         <w:t xml:space="preserve">Ключові терміни</w:t>
@@ -550,7 +553,8 @@
     <w:p>
       <w:pPr>
         <w:pStyle w:val="Heading2"/>
-        <w:spacing w:after="160" w:before="280"/>
+        <w:keepNext/>
+        <w:spacing w:after="180" w:before="360"/>
       </w:pPr>
       <w:r>
         <w:t xml:space="preserve">Attachment A — Rate sheet</w:t>
@@ -558,37 +562,163 @@
     </w:p>
     <w:p>
       <w:pPr>
-        <w:spacing w:after="160"/>
+        <w:spacing w:after="180"/>
         <w:jc w:val="both"/>
       </w:pPr>
       <w:r>
         <w:t xml:space="preserve">Кожен підписаний договір має додаток A — таблицю ролей та ставок в USD за годину. Це єдина частина, яка змінюється від субпідрядника до субпідрядника.</w:t>
       </w:r>
     </w:p>
-    <w:p>
-      <w:pPr>
-        <w:spacing w:after="160"/>
+    <w:tbl>
+      <w:tblPr>
+        <w:tblW w:type="pct" w:w="100%"/>
+        <w:tblBorders>
+          <w:top w:val="single" w:color="CCCCCC" w:sz="4"/>
+          <w:left w:val="single" w:color="CCCCCC" w:sz="4"/>
+          <w:bottom w:val="single" w:color="CCCCCC" w:sz="4"/>
+          <w:right w:val="single" w:color="CCCCCC" w:sz="4"/>
+          <w:insideH w:val="single" w:color="CCCCCC" w:sz="2"/>
+          <w:insideV w:val="single" w:color="CCCCCC" w:sz="2"/>
+        </w:tblBorders>
+      </w:tblPr>
+      <w:tblGrid>
+        <w:gridCol w:w="100"/>
+        <w:gridCol w:w="100"/>
+      </w:tblGrid>
+      <w:tr>
+        <w:trPr>
+          <w:tblHeader/>
+        </w:trPr>
+        <w:tc>
+          <w:tcPr>
+            <w:tcW w:type="pct" w:w="50%"/>
+            <w:shd w:fill="EEE9D4" w:val="clear"/>
+            <w:tcMar>
+              <w:top w:type="dxa" w:w="80"/>
+              <w:left w:type="dxa" w:w="120"/>
+              <w:bottom w:type="dxa" w:w="80"/>
+              <w:right w:type="dxa" w:w="120"/>
+            </w:tcMar>
+          </w:tcPr>
+          <w:p>
+            <w:pPr>
+              <w:spacing w:after="60" w:before="60"/>
+            </w:pPr>
+            <w:r>
+              <w:rPr>
+                <w:b/>
+                <w:bCs/>
+                <w:sz w:val="20"/>
+                <w:szCs w:val="20"/>
+              </w:rPr>
+              <w:t xml:space="preserve">Роль</w:t>
+            </w:r>
+          </w:p>
+        </w:tc>
+        <w:tc>
+          <w:tcPr>
+            <w:tcW w:type="pct" w:w="50%"/>
+            <w:shd w:fill="EEE9D4" w:val="clear"/>
+            <w:tcMar>
+              <w:top w:type="dxa" w:w="80"/>
+              <w:left w:type="dxa" w:w="120"/>
+              <w:bottom w:type="dxa" w:w="80"/>
+              <w:right w:type="dxa" w:w="120"/>
+            </w:tcMar>
+          </w:tcPr>
+          <w:p>
+            <w:pPr>
+              <w:spacing w:after="60" w:before="60"/>
+            </w:pPr>
+            <w:r>
+              <w:rPr>
+                <w:b/>
+                <w:bCs/>
+                <w:sz w:val="20"/>
+                <w:szCs w:val="20"/>
+              </w:rPr>
+              <w:t xml:space="preserve">Hourly USD</w:t>
+            </w:r>
+          </w:p>
+        </w:tc>
+      </w:tr>
+      <w:tr>
+        <w:tc>
+          <w:tcPr>
+            <w:tcW w:type="pct" w:w="50%"/>
+            <w:tcMar>
+              <w:top w:type="dxa" w:w="80"/>
+              <w:left w:type="dxa" w:w="120"/>
+              <w:bottom w:type="dxa" w:w="80"/>
+              <w:right w:type="dxa" w:w="120"/>
+            </w:tcMar>
+          </w:tcPr>
+          <w:p>
+            <w:pPr>
+              <w:spacing w:after="60" w:before="60"/>
+            </w:pPr>
+            <w:r>
+              <w:rPr>
+                <w:b w:val="false"/>
+                <w:bCs w:val="false"/>
+                <w:sz w:val="20"/>
+                <w:szCs w:val="20"/>
+              </w:rPr>
+              <w:t xml:space="preserve">(заповнюється)</w:t>
+            </w:r>
+          </w:p>
+        </w:tc>
+        <w:tc>
+          <w:tcPr>
+            <w:tcW w:type="pct" w:w="50%"/>
+            <w:tcMar>
+              <w:top w:type="dxa" w:w="80"/>
+              <w:left w:type="dxa" w:w="120"/>
+              <w:bottom w:type="dxa" w:w="80"/>
+              <w:right w:type="dxa" w:w="120"/>
+            </w:tcMar>
+          </w:tcPr>
+          <w:p>
+            <w:pPr>
+              <w:spacing w:after="60" w:before="60"/>
+            </w:pPr>
+            <w:r>
+              <w:rPr>
+                <w:b w:val="false"/>
+                <w:bCs w:val="false"/>
+                <w:sz w:val="20"/>
+                <w:szCs w:val="20"/>
+              </w:rPr>
+              <w:t xml:space="preserve"/>
+            </w:r>
+          </w:p>
+        </w:tc>
+      </w:tr>
+    </w:tbl>
+    <w:p>
+      <w:pPr>
+        <w:spacing w:after="160" w:before="0"/>
+      </w:pPr>
+      <w:r>
+        <w:t xml:space="preserve"/>
+      </w:r>
+    </w:p>
+    <w:p>
+      <w:pPr>
+        <w:pStyle w:val="Heading2"/>
+        <w:keepNext/>
+        <w:spacing w:after="180" w:before="360"/>
+      </w:pPr>
+      <w:r>
+        <w:t xml:space="preserve">Що зазвичай обговорюється</w:t>
+      </w:r>
+    </w:p>
+    <w:p>
+      <w:pPr>
+        <w:spacing w:after="180"/>
         <w:jc w:val="both"/>
       </w:pPr>
       <w:r>
-        <w:t xml:space="preserve">| Роль                | Hourly USD | | :------------------ | :--------- | | (заповнюється)      |            |</w:t>
-      </w:r>
-    </w:p>
-    <w:p>
-      <w:pPr>
-        <w:pStyle w:val="Heading2"/>
-        <w:spacing w:after="160" w:before="280"/>
-      </w:pPr>
-      <w:r>
-        <w:t xml:space="preserve">Що зазвичай обговорюється</w:t>
-      </w:r>
-    </w:p>
-    <w:p>
-      <w:pPr>
-        <w:spacing w:after="160"/>
-        <w:jc w:val="both"/>
-      </w:pPr>
-      <w:r>
         <w:t xml:space="preserve">Стандартні пункти, які кандидати просять змінити:</w:t>
       </w:r>
     </w:p>
@@ -674,7 +804,7 @@
     </w:p>
     <w:p>
       <w:pPr>
-        <w:spacing w:after="160"/>
+        <w:spacing w:after="180"/>
         <w:jc w:val="both"/>
       </w:pPr>
       <w:r>
@@ -741,7 +871,7 @@
     </w:pPr>
     <w:r>
       <w:rPr>
-        <w:color w:val="888888"/>
+        <w:color w:val="8A8578"/>
         <w:sz w:val="16"/>
         <w:szCs w:val="16"/>
       </w:rPr>
@@ -749,12 +879,31 @@
     </w:r>
     <w:r>
       <w:rPr>
-        <w:color w:val="888888"/>
+        <w:color w:val="8A8578"/>
         <w:sz w:val="16"/>
         <w:szCs w:val="16"/>
       </w:rPr>
       <w:fldChar w:fldCharType="begin"/>
       <w:instrText xml:space="preserve">PAGE</w:instrText>
+      <w:fldChar w:fldCharType="separate"/>
+      <w:fldChar w:fldCharType="end"/>
+    </w:r>
+    <w:r>
+      <w:rPr>
+        <w:color w:val="8A8578"/>
+        <w:sz w:val="16"/>
+        <w:szCs w:val="16"/>
+      </w:rPr>
+      <w:t xml:space="preserve"> / </w:t>
+    </w:r>
+    <w:r>
+      <w:rPr>
+        <w:color w:val="8A8578"/>
+        <w:sz w:val="16"/>
+        <w:szCs w:val="16"/>
+      </w:rPr>
+      <w:fldChar w:fldCharType="begin"/>
+      <w:instrText xml:space="preserve">NUMPAGES</w:instrText>
       <w:fldChar w:fldCharType="separate"/>
       <w:fldChar w:fldCharType="end"/>
     </w:r>
@@ -936,8 +1085,13 @@
     <w:basedOn w:val="Normal"/>
     <w:next w:val="Normal"/>
     <w:qFormat/>
-    <w:rPr>
-      <w:color w:val="2E74B5"/>
+    <w:pPr>
+      <w:spacing w:after="200" w:before="400"/>
+    </w:pPr>
+    <w:rPr>
+      <w:rFonts w:ascii="Georgia" w:cs="Georgia" w:eastAsia="Georgia" w:hAnsi="Georgia"/>
+      <w:b/>
+      <w:bCs/>
       <w:sz w:val="32"/>
       <w:szCs w:val="32"/>
     </w:rPr>
@@ -947,8 +1101,13 @@
     <w:basedOn w:val="Normal"/>
     <w:next w:val="Normal"/>
     <w:qFormat/>
-    <w:rPr>
-      <w:color w:val="2E74B5"/>
+    <w:pPr>
+      <w:spacing w:after="160" w:before="320"/>
+    </w:pPr>
+    <w:rPr>
+      <w:rFonts w:ascii="Georgia" w:cs="Georgia" w:eastAsia="Georgia" w:hAnsi="Georgia"/>
+      <w:b/>
+      <w:bCs/>
       <w:sz w:val="26"/>
       <w:szCs w:val="26"/>
     </w:rPr>
@@ -958,10 +1117,15 @@
     <w:basedOn w:val="Normal"/>
     <w:next w:val="Normal"/>
     <w:qFormat/>
-    <w:rPr>
-      <w:color w:val="1F4D78"/>
-      <w:sz w:val="24"/>
-      <w:szCs w:val="24"/>
+    <w:pPr>
+      <w:spacing w:after="120" w:before="240"/>
+    </w:pPr>
+    <w:rPr>
+      <w:rFonts w:ascii="Georgia" w:cs="Georgia" w:eastAsia="Georgia" w:hAnsi="Georgia"/>
+      <w:b/>
+      <w:bCs/>
+      <w:sz w:val="22"/>
+      <w:szCs w:val="22"/>
     </w:rPr>
   </w:style>
   <w:style w:type="paragraph" w:styleId="Heading4">

--- a/public/exports/workflows/subcontractor-onboarding/ref-subcontract-dev-2026.docx
+++ b/public/exports/workflows/subcontractor-onboarding/ref-subcontract-dev-2026.docx
@@ -25,7 +25,7 @@
         <w:t xml:space="preserve">Договір субпідряду для розробника (Developer)</w:t>
       </w:r>
       <w:r>
-        <w:t xml:space="preserve"> — стандартний шаблон Sloboda Software GMBH, який ми використовуємо при залученні зовнішніх розробників до проектів. Цей документ складено під юрисдикцією Німеччини, з форумом у England and Wales для спорів.</w:t>
+        <w:t xml:space="preserve"> — стандартний шаблон Acme Services GmbH, який ми використовуємо при залученні зовнішніх розробників до проектів. Цей документ складено під юрисдикцією Німеччини, з форумом у England and Wales для спорів.</w:t>
       </w:r>
     </w:p>
     <w:p>
@@ -74,7 +74,7 @@
         <w:t xml:space="preserve">Дата, сторони.</w:t>
       </w:r>
       <w:r>
-        <w:t xml:space="preserve"> Sloboda Software GMBH → субпідрядник (найчастіше ФОП).</w:t>
+        <w:t xml:space="preserve"> Acme Services GmbH → субпідрядник (найчастіше ФОП).</w:t>
       </w:r>
     </w:p>
     <w:p>
